--- a/docs/GS_Acta_Constitucion_ParkFlow360.docx
+++ b/docs/GS_Acta_Constitucion_ParkFlow360.docx
@@ -59,21 +59,8 @@
         <w:ind w:firstLine="0"/>
         <w:jc w:val="center"/>
       </w:pPr>
-      <w:proofErr w:type="spellStart"/>
       <w:r>
-        <w:t>Fecha</w:t>
-      </w:r>
-      <w:proofErr w:type="spellEnd"/>
-      <w:r>
-        <w:t xml:space="preserve"> base del </w:t>
-      </w:r>
-      <w:proofErr w:type="spellStart"/>
-      <w:r>
-        <w:t>proyecto</w:t>
-      </w:r>
-      <w:proofErr w:type="spellEnd"/>
-      <w:r>
-        <w:t>: 6 de octubre de 2026</w:t>
+        <w:t>Fecha base del proyecto: 6 de octubre de 2026</w:t>
       </w:r>
     </w:p>
     <w:p>
@@ -85,54 +72,114 @@
       <w:pPr>
         <w:pStyle w:val="Ttulo1"/>
         <w:ind w:firstLine="0"/>
-        <w:jc w:val="center"/>
+        <w:jc w:val="both"/>
+        <w:rPr>
+          <w:rFonts w:ascii="Times New Roman" w:hAnsi="Times New Roman" w:cs="Times New Roman"/>
+          <w:szCs w:val="24"/>
+        </w:rPr>
       </w:pPr>
       <w:r>
+        <w:rPr>
+          <w:rFonts w:ascii="Times New Roman" w:hAnsi="Times New Roman" w:cs="Times New Roman"/>
+          <w:szCs w:val="24"/>
+        </w:rPr>
         <w:lastRenderedPageBreak/>
         <w:t>Acta de Constitución — ParkFlow360</w:t>
       </w:r>
     </w:p>
     <w:p>
+      <w:pPr>
+        <w:jc w:val="both"/>
+        <w:rPr>
+          <w:rFonts w:cs="Times New Roman"/>
+          <w:szCs w:val="24"/>
+        </w:rPr>
+      </w:pPr>
       <w:r>
         <w:rPr>
+          <w:rFonts w:cs="Times New Roman"/>
           <w:b/>
+          <w:szCs w:val="24"/>
         </w:rPr>
         <w:t>Curso:</w:t>
       </w:r>
       <w:r>
+        <w:rPr>
+          <w:rFonts w:cs="Times New Roman"/>
+          <w:szCs w:val="24"/>
+        </w:rPr>
         <w:t xml:space="preserve"> Gerencia de Software — Universidad Santo Tomás, Facultad de Ingeniería de Sistemas</w:t>
       </w:r>
     </w:p>
     <w:p>
+      <w:pPr>
+        <w:jc w:val="both"/>
+        <w:rPr>
+          <w:rFonts w:cs="Times New Roman"/>
+          <w:szCs w:val="24"/>
+        </w:rPr>
+      </w:pPr>
       <w:r>
         <w:rPr>
+          <w:rFonts w:cs="Times New Roman"/>
           <w:b/>
+          <w:szCs w:val="24"/>
         </w:rPr>
         <w:t>Fecha base:</w:t>
       </w:r>
       <w:r>
+        <w:rPr>
+          <w:rFonts w:cs="Times New Roman"/>
+          <w:szCs w:val="24"/>
+        </w:rPr>
         <w:t xml:space="preserve"> 6 de octubre de 2026</w:t>
       </w:r>
     </w:p>
     <w:p>
+      <w:pPr>
+        <w:jc w:val="both"/>
+        <w:rPr>
+          <w:rFonts w:cs="Times New Roman"/>
+          <w:szCs w:val="24"/>
+        </w:rPr>
+      </w:pPr>
       <w:r>
         <w:rPr>
+          <w:rFonts w:cs="Times New Roman"/>
           <w:b/>
+          <w:szCs w:val="24"/>
         </w:rPr>
         <w:t>Equipo:</w:t>
       </w:r>
       <w:r>
+        <w:rPr>
+          <w:rFonts w:cs="Times New Roman"/>
+          <w:szCs w:val="24"/>
+        </w:rPr>
         <w:t xml:space="preserve"> Ruben Viasus y Julian Salamanca</w:t>
       </w:r>
     </w:p>
     <w:p>
+      <w:pPr>
+        <w:jc w:val="both"/>
+        <w:rPr>
+          <w:rFonts w:cs="Times New Roman"/>
+          <w:szCs w:val="24"/>
+        </w:rPr>
+      </w:pPr>
       <w:r>
         <w:rPr>
+          <w:rFonts w:cs="Times New Roman"/>
           <w:b/>
+          <w:szCs w:val="24"/>
         </w:rPr>
         <w:t>Repositorio declarado:</w:t>
       </w:r>
       <w:r>
+        <w:rPr>
+          <w:rFonts w:cs="Times New Roman"/>
+          <w:szCs w:val="24"/>
+        </w:rPr>
         <w:t xml:space="preserve"> https://github.com/JulianSalamanca-code/ParkFlow360</w:t>
       </w:r>
     </w:p>
@@ -140,24 +187,57 @@
       <w:pPr>
         <w:pStyle w:val="Ttulo2"/>
         <w:ind w:firstLine="0"/>
+        <w:jc w:val="both"/>
+        <w:rPr>
+          <w:rFonts w:ascii="Times New Roman" w:hAnsi="Times New Roman" w:cs="Times New Roman"/>
+          <w:szCs w:val="24"/>
+        </w:rPr>
       </w:pPr>
       <w:r>
+        <w:rPr>
+          <w:rFonts w:ascii="Times New Roman" w:hAnsi="Times New Roman" w:cs="Times New Roman"/>
+          <w:szCs w:val="24"/>
+        </w:rPr>
         <w:t>Campo 1 — Nombre, propósito y justificación</w:t>
       </w:r>
     </w:p>
     <w:p>
+      <w:pPr>
+        <w:jc w:val="both"/>
+        <w:rPr>
+          <w:rFonts w:cs="Times New Roman"/>
+          <w:szCs w:val="24"/>
+        </w:rPr>
+      </w:pPr>
       <w:r>
         <w:rPr>
+          <w:rFonts w:cs="Times New Roman"/>
           <w:b/>
+          <w:szCs w:val="24"/>
         </w:rPr>
         <w:t>Nombre:</w:t>
       </w:r>
       <w:r>
+        <w:rPr>
+          <w:rFonts w:cs="Times New Roman"/>
+          <w:szCs w:val="24"/>
+        </w:rPr>
         <w:t xml:space="preserve"> ParkFlow360.</w:t>
       </w:r>
     </w:p>
     <w:p>
+      <w:pPr>
+        <w:jc w:val="both"/>
+        <w:rPr>
+          <w:rFonts w:cs="Times New Roman"/>
+          <w:szCs w:val="24"/>
+        </w:rPr>
+      </w:pPr>
       <w:r>
+        <w:rPr>
+          <w:rFonts w:cs="Times New Roman"/>
+          <w:szCs w:val="24"/>
+        </w:rPr>
         <w:t>El parqueadero utiliza boletas de papel y planillas físicas para registrar vehículos e ingresos/salidas. El contexto del cliente reporta errores de cobro por hora, registros perdidos y diferencias de caja de aproximadamente 15 % mensual; el porcentaje y su periodo de referencia requieren evidencia y validación con el administrador. ParkFlow360 busca centralizar esos registros en una plataforma web SaaS y facilitar el control de la operación.</w:t>
       </w:r>
     </w:p>
@@ -165,13 +245,33 @@
       <w:pPr>
         <w:pStyle w:val="Ttulo2"/>
         <w:ind w:firstLine="0"/>
+        <w:jc w:val="both"/>
+        <w:rPr>
+          <w:rFonts w:ascii="Times New Roman" w:hAnsi="Times New Roman" w:cs="Times New Roman"/>
+          <w:szCs w:val="24"/>
+        </w:rPr>
       </w:pPr>
       <w:r>
+        <w:rPr>
+          <w:rFonts w:ascii="Times New Roman" w:hAnsi="Times New Roman" w:cs="Times New Roman"/>
+          <w:szCs w:val="24"/>
+        </w:rPr>
         <w:t>Campo 2 — Problema y a quién afecta</w:t>
       </w:r>
     </w:p>
     <w:p>
+      <w:pPr>
+        <w:jc w:val="both"/>
+        <w:rPr>
+          <w:rFonts w:cs="Times New Roman"/>
+          <w:szCs w:val="24"/>
+        </w:rPr>
+      </w:pPr>
       <w:r>
+        <w:rPr>
+          <w:rFonts w:cs="Times New Roman"/>
+          <w:szCs w:val="24"/>
+        </w:rPr>
         <w:t>El administrador no dispone de un registro digital consolidado con el que contrastar ocupación, ingresos y recaudo; el operador de caja puede calcular tarifas sobre datos incompletos o difíciles de recuperar. Esto expone al parqueadero a cobros incorrectos, pérdida de trazabilidad de entradas y salidas y descalces de caja. El cliente/propietario del vehículo puede recibir un cobro no verificable o enfrentar demoras al consultar su reserva o estancia. El descalce cercano al 15 % mensual es una referencia reportada, no una medición independiente: [COMPLETAR: evidencia y periodo].</w:t>
       </w:r>
     </w:p>
@@ -179,8 +279,17 @@
       <w:pPr>
         <w:pStyle w:val="Ttulo2"/>
         <w:ind w:firstLine="0"/>
+        <w:jc w:val="both"/>
+        <w:rPr>
+          <w:rFonts w:ascii="Times New Roman" w:hAnsi="Times New Roman" w:cs="Times New Roman"/>
+          <w:szCs w:val="24"/>
+        </w:rPr>
       </w:pPr>
       <w:r>
+        <w:rPr>
+          <w:rFonts w:ascii="Times New Roman" w:hAnsi="Times New Roman" w:cs="Times New Roman"/>
+          <w:szCs w:val="24"/>
+        </w:rPr>
         <w:lastRenderedPageBreak/>
         <w:t>Campo 3 — Objetivos</w:t>
       </w:r>
@@ -188,51 +297,96 @@
     <w:p>
       <w:pPr>
         <w:pStyle w:val="Listaconnmeros"/>
+        <w:jc w:val="both"/>
+        <w:rPr>
+          <w:rFonts w:cs="Times New Roman"/>
+          <w:szCs w:val="24"/>
+        </w:rPr>
       </w:pPr>
       <w:r>
+        <w:rPr>
+          <w:rFonts w:cs="Times New Roman"/>
+          <w:szCs w:val="24"/>
+        </w:rPr>
         <w:t xml:space="preserve">Entregar los </w:t>
       </w:r>
       <w:r>
         <w:rPr>
+          <w:rFonts w:cs="Times New Roman"/>
           <w:b/>
+          <w:szCs w:val="24"/>
         </w:rPr>
         <w:t>8 bloques funcionales</w:t>
       </w:r>
       <w:r>
+        <w:rPr>
+          <w:rFonts w:cs="Times New Roman"/>
+          <w:szCs w:val="24"/>
+        </w:rPr>
         <w:t xml:space="preserve"> acordados —vehículos, espacios, tarifas, ingresos, reservas, pagos, reportes y autenticación/roles— antes del cierre del semestre: [COMPLETAR: fecha calendario].</w:t>
       </w:r>
     </w:p>
     <w:p>
       <w:pPr>
         <w:pStyle w:val="Listaconnmeros"/>
+        <w:jc w:val="both"/>
+        <w:rPr>
+          <w:rFonts w:cs="Times New Roman"/>
+          <w:szCs w:val="24"/>
+        </w:rPr>
       </w:pPr>
       <w:r>
+        <w:rPr>
+          <w:rFonts w:cs="Times New Roman"/>
+          <w:szCs w:val="24"/>
+        </w:rPr>
         <w:t xml:space="preserve">Validar el </w:t>
       </w:r>
       <w:r>
         <w:rPr>
+          <w:rFonts w:cs="Times New Roman"/>
           <w:b/>
+          <w:szCs w:val="24"/>
         </w:rPr>
         <w:t>100 % de las historias Must</w:t>
       </w:r>
       <w:r>
+        <w:rPr>
+          <w:rFonts w:cs="Times New Roman"/>
+          <w:szCs w:val="24"/>
+        </w:rPr>
         <w:t xml:space="preserve"> que el equipo y el administrador acuerden para la entrega final, contra criterios de aceptación registrados: [COMPLETAR: cantidad de historias Must].</w:t>
       </w:r>
     </w:p>
     <w:p>
       <w:pPr>
         <w:pStyle w:val="Listaconnmeros"/>
+        <w:jc w:val="both"/>
+        <w:rPr>
+          <w:rFonts w:cs="Times New Roman"/>
+          <w:szCs w:val="24"/>
+        </w:rPr>
       </w:pPr>
       <w:r>
+        <w:rPr>
+          <w:rFonts w:cs="Times New Roman"/>
+          <w:szCs w:val="24"/>
+        </w:rPr>
         <w:t xml:space="preserve">Ejecutar </w:t>
       </w:r>
       <w:r>
         <w:rPr>
+          <w:rFonts w:cs="Times New Roman"/>
           <w:b/>
+          <w:szCs w:val="24"/>
         </w:rPr>
         <w:t>al menos 12 casos de prueba</w:t>
       </w:r>
       <w:r>
+        <w:rPr>
+          <w:rFonts w:cs="Times New Roman"/>
+          <w:szCs w:val="24"/>
+        </w:rPr>
         <w:t xml:space="preserve"> trazados a criterios de aceptación antes de radicar el Taller 5; documentar resultados y defectos, sin asumir aprobación previa.</w:t>
       </w:r>
     </w:p>
@@ -240,24 +394,50 @@
       <w:pPr>
         <w:pStyle w:val="Ttulo2"/>
         <w:ind w:firstLine="0"/>
+        <w:jc w:val="both"/>
+        <w:rPr>
+          <w:rFonts w:ascii="Times New Roman" w:hAnsi="Times New Roman" w:cs="Times New Roman"/>
+          <w:szCs w:val="24"/>
+        </w:rPr>
       </w:pPr>
       <w:r>
+        <w:rPr>
+          <w:rFonts w:ascii="Times New Roman" w:hAnsi="Times New Roman" w:cs="Times New Roman"/>
+          <w:szCs w:val="24"/>
+        </w:rPr>
         <w:t>Campo 4 — Alcance</w:t>
       </w:r>
     </w:p>
     <w:p>
+      <w:pPr>
+        <w:jc w:val="both"/>
+        <w:rPr>
+          <w:rFonts w:cs="Times New Roman"/>
+          <w:szCs w:val="24"/>
+        </w:rPr>
+      </w:pPr>
       <w:r>
         <w:rPr>
+          <w:rFonts w:cs="Times New Roman"/>
           <w:b/>
+          <w:szCs w:val="24"/>
         </w:rPr>
         <w:t>Inclusiones: gestión de vehículos (el cliente registra los suyos); control de espacios y sus estados; configuración de tarifas; registro de ingresos de entrada y salida; reservas; pagos, incluido el pago en línea con Wompi; reportes de ocupación e ingresos; usuarios, autenticación JWT y roles (ADMIN/USUARIO); plano interactivo del parqueadero con generación de espacios en bloque; inicio de sesión con Google.</w:t>
       </w:r>
-      <w:r/>
     </w:p>
     <w:p>
+      <w:pPr>
+        <w:jc w:val="both"/>
+        <w:rPr>
+          <w:rFonts w:cs="Times New Roman"/>
+          <w:szCs w:val="24"/>
+        </w:rPr>
+      </w:pPr>
       <w:r>
         <w:rPr>
+          <w:rFonts w:cs="Times New Roman"/>
           <w:b/>
+          <w:szCs w:val="24"/>
         </w:rPr>
         <w:t>Exclusiones:</w:t>
       </w:r>
@@ -265,51 +445,109 @@
     <w:p>
       <w:pPr>
         <w:pStyle w:val="Listaconvietas"/>
+        <w:jc w:val="both"/>
+        <w:rPr>
+          <w:rFonts w:cs="Times New Roman"/>
+          <w:szCs w:val="24"/>
+        </w:rPr>
       </w:pPr>
       <w:r>
+        <w:rPr>
+          <w:rFonts w:cs="Times New Roman"/>
+          <w:szCs w:val="24"/>
+        </w:rPr>
         <w:t>Aplicación móvil nativa Android/iOS.</w:t>
       </w:r>
     </w:p>
     <w:p>
       <w:pPr>
         <w:pStyle w:val="Listaconvietas"/>
+        <w:jc w:val="both"/>
+        <w:rPr>
+          <w:rFonts w:cs="Times New Roman"/>
+          <w:szCs w:val="24"/>
+        </w:rPr>
       </w:pPr>
       <w:r>
+        <w:rPr>
+          <w:rFonts w:cs="Times New Roman"/>
+          <w:szCs w:val="24"/>
+        </w:rPr>
         <w:t>Facturación electrónica ante la DIAN.</w:t>
       </w:r>
     </w:p>
     <w:p>
       <w:pPr>
         <w:pStyle w:val="Listaconvietas"/>
+        <w:jc w:val="both"/>
+        <w:rPr>
+          <w:rFonts w:cs="Times New Roman"/>
+          <w:szCs w:val="24"/>
+        </w:rPr>
       </w:pPr>
       <w:r>
+        <w:rPr>
+          <w:rFonts w:cs="Times New Roman"/>
+          <w:szCs w:val="24"/>
+        </w:rPr>
         <w:t>Gestión de nómina y contratación.</w:t>
       </w:r>
     </w:p>
     <w:p>
       <w:pPr>
         <w:pStyle w:val="Listaconvietas"/>
+        <w:jc w:val="both"/>
+        <w:rPr>
+          <w:rFonts w:cs="Times New Roman"/>
+          <w:szCs w:val="24"/>
+        </w:rPr>
       </w:pPr>
       <w:r>
+        <w:rPr>
+          <w:rFonts w:cs="Times New Roman"/>
+          <w:szCs w:val="24"/>
+        </w:rPr>
         <w:t>Control físico automatizado de barreras.</w:t>
       </w:r>
     </w:p>
     <w:p>
       <w:pPr>
         <w:pStyle w:val="Listaconvietas"/>
+        <w:jc w:val="both"/>
+        <w:rPr>
+          <w:rFonts w:cs="Times New Roman"/>
+          <w:szCs w:val="24"/>
+        </w:rPr>
       </w:pPr>
       <w:r>
+        <w:rPr>
+          <w:rFonts w:cs="Times New Roman"/>
+          <w:szCs w:val="24"/>
+        </w:rPr>
         <w:t>Integración con cámaras LPR.</w:t>
       </w:r>
     </w:p>
     <w:p>
+      <w:pPr>
+        <w:jc w:val="both"/>
+        <w:rPr>
+          <w:rFonts w:cs="Times New Roman"/>
+          <w:szCs w:val="24"/>
+        </w:rPr>
+      </w:pPr>
       <w:r>
         <w:rPr>
+          <w:rFonts w:cs="Times New Roman"/>
           <w:b/>
+          <w:szCs w:val="24"/>
         </w:rPr>
         <w:t>Tecnología declarada:</w:t>
       </w:r>
       <w:r>
+        <w:rPr>
+          <w:rFonts w:cs="Times New Roman"/>
+          <w:szCs w:val="24"/>
+        </w:rPr>
         <w:t xml:space="preserve"> Angular 17, Java 17 + Spring Boot 3.2.5, PostgreSQL 15 + Flyway, JWT; despliegue declarado en Netlify, Render y Supabase.</w:t>
       </w:r>
     </w:p>
@@ -317,15 +555,34 @@
       <w:pPr>
         <w:pStyle w:val="Ttulo2"/>
         <w:ind w:firstLine="0"/>
+        <w:jc w:val="both"/>
+        <w:rPr>
+          <w:rFonts w:ascii="Times New Roman" w:hAnsi="Times New Roman" w:cs="Times New Roman"/>
+          <w:szCs w:val="24"/>
+        </w:rPr>
       </w:pPr>
       <w:r>
+        <w:rPr>
+          <w:rFonts w:ascii="Times New Roman" w:hAnsi="Times New Roman" w:cs="Times New Roman"/>
+          <w:szCs w:val="24"/>
+        </w:rPr>
+        <w:lastRenderedPageBreak/>
         <w:t>Campo 5 — Supuestos y restricciones</w:t>
       </w:r>
     </w:p>
     <w:p>
+      <w:pPr>
+        <w:jc w:val="both"/>
+        <w:rPr>
+          <w:rFonts w:cs="Times New Roman"/>
+          <w:szCs w:val="24"/>
+        </w:rPr>
+      </w:pPr>
       <w:r>
         <w:rPr>
+          <w:rFonts w:cs="Times New Roman"/>
           <w:b/>
+          <w:szCs w:val="24"/>
         </w:rPr>
         <w:t>Supuestos</w:t>
       </w:r>
@@ -333,32 +590,67 @@
     <w:p>
       <w:pPr>
         <w:pStyle w:val="Listaconnmeros"/>
+        <w:jc w:val="both"/>
+        <w:rPr>
+          <w:rFonts w:cs="Times New Roman"/>
+          <w:szCs w:val="24"/>
+        </w:rPr>
       </w:pPr>
       <w:r>
-        <w:lastRenderedPageBreak/>
+        <w:rPr>
+          <w:rFonts w:cs="Times New Roman"/>
+          <w:szCs w:val="24"/>
+        </w:rPr>
         <w:t>El administrador puede participar en revisiones cada dos semanas y aclarar los reportes prioritarios; validar disponibilidad: [COMPLETAR].</w:t>
       </w:r>
     </w:p>
     <w:p>
       <w:pPr>
         <w:pStyle w:val="Listaconnmeros"/>
+        <w:jc w:val="both"/>
+        <w:rPr>
+          <w:rFonts w:cs="Times New Roman"/>
+          <w:szCs w:val="24"/>
+        </w:rPr>
       </w:pPr>
       <w:r>
+        <w:rPr>
+          <w:rFonts w:cs="Times New Roman"/>
+          <w:szCs w:val="24"/>
+        </w:rPr>
         <w:t>El equipo cuenta con acceso a un entorno de desarrollo y a datos de prueba que no contienen información personal real: [COMPLETAR: método de acceso y responsable].</w:t>
       </w:r>
     </w:p>
     <w:p>
       <w:pPr>
         <w:pStyle w:val="Listaconnmeros"/>
+        <w:jc w:val="both"/>
+        <w:rPr>
+          <w:rFonts w:cs="Times New Roman"/>
+          <w:szCs w:val="24"/>
+        </w:rPr>
       </w:pPr>
       <w:r>
+        <w:rPr>
+          <w:rFonts w:cs="Times New Roman"/>
+          <w:szCs w:val="24"/>
+        </w:rPr>
         <w:t>La infraestructura gratuita o disponible soportará la demostración del alcance académico; límites y cuotas deben confirmarse con los proveedores.</w:t>
       </w:r>
     </w:p>
     <w:p>
+      <w:pPr>
+        <w:jc w:val="both"/>
+        <w:rPr>
+          <w:rFonts w:cs="Times New Roman"/>
+          <w:szCs w:val="24"/>
+        </w:rPr>
+      </w:pPr>
       <w:r>
         <w:rPr>
+          <w:rFonts w:cs="Times New Roman"/>
           <w:b/>
+          <w:szCs w:val="24"/>
         </w:rPr>
         <w:t>Restricciones</w:t>
       </w:r>
@@ -366,32 +658,68 @@
     <w:p>
       <w:pPr>
         <w:pStyle w:val="Listaconnmeros"/>
+        <w:jc w:val="both"/>
+        <w:rPr>
+          <w:rFonts w:cs="Times New Roman"/>
+          <w:szCs w:val="24"/>
+        </w:rPr>
       </w:pPr>
       <w:r>
+        <w:rPr>
+          <w:rFonts w:cs="Times New Roman"/>
+          <w:szCs w:val="24"/>
+        </w:rPr>
         <w:t>El calendario está limitado al semestre y a los hitos de semanas 8, 10, 11, 13, 15 y 16.</w:t>
       </w:r>
     </w:p>
     <w:p>
       <w:pPr>
         <w:pStyle w:val="Listaconnmeros"/>
+        <w:jc w:val="both"/>
+        <w:rPr>
+          <w:rFonts w:cs="Times New Roman"/>
+          <w:szCs w:val="24"/>
+        </w:rPr>
       </w:pPr>
       <w:r>
+        <w:rPr>
+          <w:rFonts w:cs="Times New Roman"/>
+          <w:szCs w:val="24"/>
+        </w:rPr>
         <w:t>El equipo consta de dos personas: Ruben Viasus y Julian Salamanca.</w:t>
       </w:r>
     </w:p>
     <w:p>
       <w:pPr>
         <w:pStyle w:val="Listaconnmeros"/>
+        <w:jc w:val="both"/>
+        <w:rPr>
+          <w:rFonts w:cs="Times New Roman"/>
+          <w:szCs w:val="24"/>
+        </w:rPr>
       </w:pPr>
       <w:r>
+        <w:rPr>
+          <w:rFonts w:cs="Times New Roman"/>
+          <w:szCs w:val="24"/>
+        </w:rPr>
         <w:t>El alcance técnico usa Angular 17, Java 17/Spring Boot 3.2.5, PostgreSQL 15/Flyway y JWT; cualquier cambio requiere acuerdo del equipo y justificación.</w:t>
       </w:r>
     </w:p>
     <w:p>
       <w:pPr>
         <w:pStyle w:val="Listaconnmeros"/>
+        <w:jc w:val="both"/>
+        <w:rPr>
+          <w:rFonts w:cs="Times New Roman"/>
+          <w:szCs w:val="24"/>
+        </w:rPr>
       </w:pPr>
       <w:r>
+        <w:rPr>
+          <w:rFonts w:cs="Times New Roman"/>
+          <w:szCs w:val="24"/>
+        </w:rPr>
         <w:t>El tiempo disponible se reduce por parciales y otras materias; se aplica una reserva de planificación cercana al 30 %, sin horas base confirmadas.</w:t>
       </w:r>
     </w:p>
@@ -399,8 +727,17 @@
       <w:pPr>
         <w:pStyle w:val="Ttulo2"/>
         <w:ind w:firstLine="0"/>
+        <w:jc w:val="both"/>
+        <w:rPr>
+          <w:rFonts w:ascii="Times New Roman" w:hAnsi="Times New Roman" w:cs="Times New Roman"/>
+          <w:szCs w:val="24"/>
+        </w:rPr>
       </w:pPr>
       <w:r>
+        <w:rPr>
+          <w:rFonts w:ascii="Times New Roman" w:hAnsi="Times New Roman" w:cs="Times New Roman"/>
+          <w:szCs w:val="24"/>
+        </w:rPr>
         <w:t>Campo 6 — Interesados</w:t>
       </w:r>
     </w:p>
@@ -439,11 +776,17 @@
             <w:pPr>
               <w:spacing w:line="240" w:lineRule="auto"/>
               <w:ind w:firstLine="0"/>
+              <w:jc w:val="both"/>
+              <w:rPr>
+                <w:rFonts w:cs="Times New Roman"/>
+                <w:szCs w:val="24"/>
+              </w:rPr>
             </w:pPr>
             <w:r>
               <w:rPr>
+                <w:rFonts w:cs="Times New Roman"/>
                 <w:b/>
-                <w:sz w:val="17"/>
+                <w:szCs w:val="24"/>
               </w:rPr>
               <w:t>Rol</w:t>
             </w:r>
@@ -465,11 +808,17 @@
             <w:pPr>
               <w:spacing w:line="240" w:lineRule="auto"/>
               <w:ind w:firstLine="0"/>
+              <w:jc w:val="both"/>
+              <w:rPr>
+                <w:rFonts w:cs="Times New Roman"/>
+                <w:szCs w:val="24"/>
+              </w:rPr>
             </w:pPr>
             <w:r>
               <w:rPr>
+                <w:rFonts w:cs="Times New Roman"/>
                 <w:b/>
-                <w:sz w:val="17"/>
+                <w:szCs w:val="24"/>
               </w:rPr>
               <w:t>Qué espera</w:t>
             </w:r>
@@ -491,11 +840,17 @@
             <w:pPr>
               <w:spacing w:line="240" w:lineRule="auto"/>
               <w:ind w:firstLine="0"/>
+              <w:jc w:val="both"/>
+              <w:rPr>
+                <w:rFonts w:cs="Times New Roman"/>
+                <w:szCs w:val="24"/>
+              </w:rPr>
             </w:pPr>
             <w:r>
               <w:rPr>
+                <w:rFonts w:cs="Times New Roman"/>
                 <w:b/>
-                <w:sz w:val="17"/>
+                <w:szCs w:val="24"/>
               </w:rPr>
               <w:t>Poder</w:t>
             </w:r>
@@ -517,11 +872,17 @@
             <w:pPr>
               <w:spacing w:line="240" w:lineRule="auto"/>
               <w:ind w:firstLine="0"/>
+              <w:jc w:val="both"/>
+              <w:rPr>
+                <w:rFonts w:cs="Times New Roman"/>
+                <w:szCs w:val="24"/>
+              </w:rPr>
             </w:pPr>
             <w:r>
               <w:rPr>
+                <w:rFonts w:cs="Times New Roman"/>
                 <w:b/>
-                <w:sz w:val="17"/>
+                <w:szCs w:val="24"/>
               </w:rPr>
               <w:t>Interés</w:t>
             </w:r>
@@ -548,23 +909,31 @@
             <w:pPr>
               <w:spacing w:line="240" w:lineRule="auto"/>
               <w:ind w:firstLine="0"/>
+              <w:jc w:val="both"/>
+              <w:rPr>
+                <w:rFonts w:cs="Times New Roman"/>
+                <w:szCs w:val="24"/>
+              </w:rPr>
             </w:pPr>
             <w:r>
               <w:rPr>
-                <w:sz w:val="17"/>
+                <w:rFonts w:cs="Times New Roman"/>
+                <w:szCs w:val="24"/>
               </w:rPr>
               <w:t>Administrador del parqueadero (</w:t>
             </w:r>
             <w:r>
               <w:rPr>
+                <w:rFonts w:cs="Times New Roman"/>
                 <w:b/>
-                <w:sz w:val="17"/>
+                <w:szCs w:val="24"/>
               </w:rPr>
               <w:t>interlocutor principal; consultado para validar requisitos y aceptación</w:t>
             </w:r>
             <w:r>
               <w:rPr>
-                <w:sz w:val="17"/>
+                <w:rFonts w:cs="Times New Roman"/>
+                <w:szCs w:val="24"/>
               </w:rPr>
               <w:t>)</w:t>
             </w:r>
@@ -585,10 +954,16 @@
             <w:pPr>
               <w:spacing w:line="240" w:lineRule="auto"/>
               <w:ind w:firstLine="0"/>
+              <w:jc w:val="both"/>
+              <w:rPr>
+                <w:rFonts w:cs="Times New Roman"/>
+                <w:szCs w:val="24"/>
+              </w:rPr>
             </w:pPr>
             <w:r>
               <w:rPr>
-                <w:sz w:val="17"/>
+                <w:rFonts w:cs="Times New Roman"/>
+                <w:szCs w:val="24"/>
               </w:rPr>
               <w:t>Controlar registros, ocupación, tarifas, recaudo y reportes</w:t>
             </w:r>
@@ -609,10 +984,16 @@
             <w:pPr>
               <w:spacing w:line="240" w:lineRule="auto"/>
               <w:ind w:firstLine="0"/>
+              <w:jc w:val="both"/>
+              <w:rPr>
+                <w:rFonts w:cs="Times New Roman"/>
+                <w:szCs w:val="24"/>
+              </w:rPr>
             </w:pPr>
             <w:r>
               <w:rPr>
-                <w:sz w:val="17"/>
+                <w:rFonts w:cs="Times New Roman"/>
+                <w:szCs w:val="24"/>
               </w:rPr>
               <w:t>Alto sobre las necesidades operativas</w:t>
             </w:r>
@@ -633,10 +1014,16 @@
             <w:pPr>
               <w:spacing w:line="240" w:lineRule="auto"/>
               <w:ind w:firstLine="0"/>
+              <w:jc w:val="both"/>
+              <w:rPr>
+                <w:rFonts w:cs="Times New Roman"/>
+                <w:szCs w:val="24"/>
+              </w:rPr>
             </w:pPr>
             <w:r>
               <w:rPr>
-                <w:sz w:val="17"/>
+                <w:rFonts w:cs="Times New Roman"/>
+                <w:szCs w:val="24"/>
               </w:rPr>
               <w:t>Alto</w:t>
             </w:r>
@@ -663,10 +1050,16 @@
             <w:pPr>
               <w:spacing w:line="240" w:lineRule="auto"/>
               <w:ind w:firstLine="0"/>
+              <w:jc w:val="both"/>
+              <w:rPr>
+                <w:rFonts w:cs="Times New Roman"/>
+                <w:szCs w:val="24"/>
+              </w:rPr>
             </w:pPr>
             <w:r>
               <w:rPr>
-                <w:sz w:val="17"/>
+                <w:rFonts w:cs="Times New Roman"/>
+                <w:szCs w:val="24"/>
               </w:rPr>
               <w:t>Operador de caja</w:t>
             </w:r>
@@ -687,10 +1080,16 @@
             <w:pPr>
               <w:spacing w:line="240" w:lineRule="auto"/>
               <w:ind w:firstLine="0"/>
+              <w:jc w:val="both"/>
+              <w:rPr>
+                <w:rFonts w:cs="Times New Roman"/>
+                <w:szCs w:val="24"/>
+              </w:rPr>
             </w:pPr>
             <w:r>
               <w:rPr>
-                <w:sz w:val="17"/>
+                <w:rFonts w:cs="Times New Roman"/>
+                <w:szCs w:val="24"/>
               </w:rPr>
               <w:t>Registrar ingresos, salidas y pagos con datos consistentes</w:t>
             </w:r>
@@ -711,10 +1110,16 @@
             <w:pPr>
               <w:spacing w:line="240" w:lineRule="auto"/>
               <w:ind w:firstLine="0"/>
+              <w:jc w:val="both"/>
+              <w:rPr>
+                <w:rFonts w:cs="Times New Roman"/>
+                <w:szCs w:val="24"/>
+              </w:rPr>
             </w:pPr>
             <w:r>
               <w:rPr>
-                <w:sz w:val="17"/>
+                <w:rFonts w:cs="Times New Roman"/>
+                <w:szCs w:val="24"/>
               </w:rPr>
               <w:t>Medio; usuario operativo</w:t>
             </w:r>
@@ -735,10 +1140,16 @@
             <w:pPr>
               <w:spacing w:line="240" w:lineRule="auto"/>
               <w:ind w:firstLine="0"/>
+              <w:jc w:val="both"/>
+              <w:rPr>
+                <w:rFonts w:cs="Times New Roman"/>
+                <w:szCs w:val="24"/>
+              </w:rPr>
             </w:pPr>
             <w:r>
               <w:rPr>
-                <w:sz w:val="17"/>
+                <w:rFonts w:cs="Times New Roman"/>
+                <w:szCs w:val="24"/>
               </w:rPr>
               <w:t>Alto</w:t>
             </w:r>
@@ -765,11 +1176,18 @@
             <w:pPr>
               <w:spacing w:line="240" w:lineRule="auto"/>
               <w:ind w:firstLine="0"/>
+              <w:jc w:val="both"/>
+              <w:rPr>
+                <w:rFonts w:cs="Times New Roman"/>
+                <w:szCs w:val="24"/>
+              </w:rPr>
             </w:pPr>
             <w:r>
               <w:rPr>
-                <w:sz w:val="17"/>
-              </w:rPr>
+                <w:rFonts w:cs="Times New Roman"/>
+                <w:szCs w:val="24"/>
+              </w:rPr>
+              <w:lastRenderedPageBreak/>
               <w:t>Cliente/propietario del vehículo</w:t>
             </w:r>
           </w:p>
@@ -789,10 +1207,16 @@
             <w:pPr>
               <w:spacing w:line="240" w:lineRule="auto"/>
               <w:ind w:firstLine="0"/>
+              <w:jc w:val="both"/>
+              <w:rPr>
+                <w:rFonts w:cs="Times New Roman"/>
+                <w:szCs w:val="24"/>
+              </w:rPr>
             </w:pPr>
             <w:r>
               <w:rPr>
-                <w:sz w:val="17"/>
+                <w:rFonts w:cs="Times New Roman"/>
+                <w:szCs w:val="24"/>
               </w:rPr>
               <w:t>Información clara sobre estancia, reserva y cobro</w:t>
             </w:r>
@@ -813,10 +1237,16 @@
             <w:pPr>
               <w:spacing w:line="240" w:lineRule="auto"/>
               <w:ind w:firstLine="0"/>
+              <w:jc w:val="both"/>
+              <w:rPr>
+                <w:rFonts w:cs="Times New Roman"/>
+                <w:szCs w:val="24"/>
+              </w:rPr>
             </w:pPr>
             <w:r>
               <w:rPr>
-                <w:sz w:val="17"/>
+                <w:rFonts w:cs="Times New Roman"/>
+                <w:szCs w:val="24"/>
               </w:rPr>
               <w:t>Bajo sobre decisiones del proyecto</w:t>
             </w:r>
@@ -837,10 +1267,16 @@
             <w:pPr>
               <w:spacing w:line="240" w:lineRule="auto"/>
               <w:ind w:firstLine="0"/>
+              <w:jc w:val="both"/>
+              <w:rPr>
+                <w:rFonts w:cs="Times New Roman"/>
+                <w:szCs w:val="24"/>
+              </w:rPr>
             </w:pPr>
             <w:r>
               <w:rPr>
-                <w:sz w:val="17"/>
+                <w:rFonts w:cs="Times New Roman"/>
+                <w:szCs w:val="24"/>
               </w:rPr>
               <w:t>Medio/alto</w:t>
             </w:r>
@@ -867,10 +1303,16 @@
             <w:pPr>
               <w:spacing w:line="240" w:lineRule="auto"/>
               <w:ind w:firstLine="0"/>
+              <w:jc w:val="both"/>
+              <w:rPr>
+                <w:rFonts w:cs="Times New Roman"/>
+                <w:szCs w:val="24"/>
+              </w:rPr>
             </w:pPr>
             <w:r>
               <w:rPr>
-                <w:sz w:val="17"/>
+                <w:rFonts w:cs="Times New Roman"/>
+                <w:szCs w:val="24"/>
               </w:rPr>
               <w:t>Docente/equipo del curso</w:t>
             </w:r>
@@ -891,10 +1333,16 @@
             <w:pPr>
               <w:spacing w:line="240" w:lineRule="auto"/>
               <w:ind w:firstLine="0"/>
+              <w:jc w:val="both"/>
+              <w:rPr>
+                <w:rFonts w:cs="Times New Roman"/>
+                <w:szCs w:val="24"/>
+              </w:rPr>
             </w:pPr>
             <w:r>
               <w:rPr>
-                <w:sz w:val="17"/>
+                <w:rFonts w:cs="Times New Roman"/>
+                <w:szCs w:val="24"/>
               </w:rPr>
               <w:t>Evidencia verificable de gestión, calidad y avance</w:t>
             </w:r>
@@ -915,10 +1363,16 @@
             <w:pPr>
               <w:spacing w:line="240" w:lineRule="auto"/>
               <w:ind w:firstLine="0"/>
+              <w:jc w:val="both"/>
+              <w:rPr>
+                <w:rFonts w:cs="Times New Roman"/>
+                <w:szCs w:val="24"/>
+              </w:rPr>
             </w:pPr>
             <w:r>
               <w:rPr>
-                <w:sz w:val="17"/>
+                <w:rFonts w:cs="Times New Roman"/>
+                <w:szCs w:val="24"/>
               </w:rPr>
               <w:t>Alto en evaluación académica</w:t>
             </w:r>
@@ -939,10 +1393,16 @@
             <w:pPr>
               <w:spacing w:line="240" w:lineRule="auto"/>
               <w:ind w:firstLine="0"/>
+              <w:jc w:val="both"/>
+              <w:rPr>
+                <w:rFonts w:cs="Times New Roman"/>
+                <w:szCs w:val="24"/>
+              </w:rPr>
             </w:pPr>
             <w:r>
               <w:rPr>
-                <w:sz w:val="17"/>
+                <w:rFonts w:cs="Times New Roman"/>
+                <w:szCs w:val="24"/>
               </w:rPr>
               <w:t>Alto</w:t>
             </w:r>
@@ -969,10 +1429,16 @@
             <w:pPr>
               <w:spacing w:line="240" w:lineRule="auto"/>
               <w:ind w:firstLine="0"/>
+              <w:jc w:val="both"/>
+              <w:rPr>
+                <w:rFonts w:cs="Times New Roman"/>
+                <w:szCs w:val="24"/>
+              </w:rPr>
             </w:pPr>
             <w:r>
               <w:rPr>
-                <w:sz w:val="17"/>
+                <w:rFonts w:cs="Times New Roman"/>
+                <w:szCs w:val="24"/>
               </w:rPr>
               <w:t>Ruben Viasus</w:t>
             </w:r>
@@ -993,10 +1459,16 @@
             <w:pPr>
               <w:spacing w:line="240" w:lineRule="auto"/>
               <w:ind w:firstLine="0"/>
+              <w:jc w:val="both"/>
+              <w:rPr>
+                <w:rFonts w:cs="Times New Roman"/>
+                <w:szCs w:val="24"/>
+              </w:rPr>
             </w:pPr>
             <w:r>
               <w:rPr>
-                <w:sz w:val="17"/>
+                <w:rFonts w:cs="Times New Roman"/>
+                <w:szCs w:val="24"/>
               </w:rPr>
               <w:t>Construir y validar el frontend Angular; redactar artefactos según rol asignado</w:t>
             </w:r>
@@ -1017,10 +1489,16 @@
             <w:pPr>
               <w:spacing w:line="240" w:lineRule="auto"/>
               <w:ind w:firstLine="0"/>
+              <w:jc w:val="both"/>
+              <w:rPr>
+                <w:rFonts w:cs="Times New Roman"/>
+                <w:szCs w:val="24"/>
+              </w:rPr>
             </w:pPr>
             <w:r>
               <w:rPr>
-                <w:sz w:val="17"/>
+                <w:rFonts w:cs="Times New Roman"/>
+                <w:szCs w:val="24"/>
               </w:rPr>
               <w:t>Medio</w:t>
             </w:r>
@@ -1041,10 +1519,16 @@
             <w:pPr>
               <w:spacing w:line="240" w:lineRule="auto"/>
               <w:ind w:firstLine="0"/>
+              <w:jc w:val="both"/>
+              <w:rPr>
+                <w:rFonts w:cs="Times New Roman"/>
+                <w:szCs w:val="24"/>
+              </w:rPr>
             </w:pPr>
             <w:r>
               <w:rPr>
-                <w:sz w:val="17"/>
+                <w:rFonts w:cs="Times New Roman"/>
+                <w:szCs w:val="24"/>
               </w:rPr>
               <w:t>Alto</w:t>
             </w:r>
@@ -1071,10 +1555,16 @@
             <w:pPr>
               <w:spacing w:line="240" w:lineRule="auto"/>
               <w:ind w:firstLine="0"/>
+              <w:jc w:val="both"/>
+              <w:rPr>
+                <w:rFonts w:cs="Times New Roman"/>
+                <w:szCs w:val="24"/>
+              </w:rPr>
             </w:pPr>
             <w:r>
               <w:rPr>
-                <w:sz w:val="17"/>
+                <w:rFonts w:cs="Times New Roman"/>
+                <w:szCs w:val="24"/>
               </w:rPr>
               <w:t>Julian Salamanca</w:t>
             </w:r>
@@ -1095,10 +1585,16 @@
             <w:pPr>
               <w:spacing w:line="240" w:lineRule="auto"/>
               <w:ind w:firstLine="0"/>
+              <w:jc w:val="both"/>
+              <w:rPr>
+                <w:rFonts w:cs="Times New Roman"/>
+                <w:szCs w:val="24"/>
+              </w:rPr>
             </w:pPr>
             <w:r>
               <w:rPr>
-                <w:sz w:val="17"/>
+                <w:rFonts w:cs="Times New Roman"/>
+                <w:szCs w:val="24"/>
               </w:rPr>
               <w:t>Construir backend, liderar integración técnica y repositorio</w:t>
             </w:r>
@@ -1119,10 +1615,16 @@
             <w:pPr>
               <w:spacing w:line="240" w:lineRule="auto"/>
               <w:ind w:firstLine="0"/>
+              <w:jc w:val="both"/>
+              <w:rPr>
+                <w:rFonts w:cs="Times New Roman"/>
+                <w:szCs w:val="24"/>
+              </w:rPr>
             </w:pPr>
             <w:r>
               <w:rPr>
-                <w:sz w:val="17"/>
+                <w:rFonts w:cs="Times New Roman"/>
+                <w:szCs w:val="24"/>
               </w:rPr>
               <w:t>Medio</w:t>
             </w:r>
@@ -1143,10 +1645,16 @@
             <w:pPr>
               <w:spacing w:line="240" w:lineRule="auto"/>
               <w:ind w:firstLine="0"/>
+              <w:jc w:val="both"/>
+              <w:rPr>
+                <w:rFonts w:cs="Times New Roman"/>
+                <w:szCs w:val="24"/>
+              </w:rPr>
             </w:pPr>
             <w:r>
               <w:rPr>
-                <w:sz w:val="17"/>
+                <w:rFonts w:cs="Times New Roman"/>
+                <w:szCs w:val="24"/>
               </w:rPr>
               <w:t>Alto</w:t>
             </w:r>
@@ -1157,20 +1665,44 @@
     <w:p>
       <w:pPr>
         <w:spacing w:line="240" w:lineRule="auto"/>
+        <w:jc w:val="both"/>
+        <w:rPr>
+          <w:rFonts w:cs="Times New Roman"/>
+          <w:szCs w:val="24"/>
+        </w:rPr>
       </w:pPr>
     </w:p>
     <w:p>
       <w:pPr>
         <w:pStyle w:val="Ttulo2"/>
         <w:ind w:firstLine="0"/>
+        <w:jc w:val="both"/>
+        <w:rPr>
+          <w:rFonts w:ascii="Times New Roman" w:hAnsi="Times New Roman" w:cs="Times New Roman"/>
+          <w:szCs w:val="24"/>
+        </w:rPr>
       </w:pPr>
       <w:r>
-        <w:lastRenderedPageBreak/>
+        <w:rPr>
+          <w:rFonts w:ascii="Times New Roman" w:hAnsi="Times New Roman" w:cs="Times New Roman"/>
+          <w:szCs w:val="24"/>
+        </w:rPr>
         <w:t>Campo 7 — Entregables e hitos</w:t>
       </w:r>
     </w:p>
     <w:p>
+      <w:pPr>
+        <w:jc w:val="both"/>
+        <w:rPr>
+          <w:rFonts w:cs="Times New Roman"/>
+          <w:szCs w:val="24"/>
+        </w:rPr>
+      </w:pPr>
       <w:r>
+        <w:rPr>
+          <w:rFonts w:cs="Times New Roman"/>
+          <w:szCs w:val="24"/>
+        </w:rPr>
         <w:t>Las fechas calendario se dejan pendientes porque el contexto solo especifica semanas del curso.</w:t>
       </w:r>
     </w:p>
@@ -1208,11 +1740,17 @@
             <w:pPr>
               <w:spacing w:line="240" w:lineRule="auto"/>
               <w:ind w:firstLine="0"/>
+              <w:jc w:val="both"/>
+              <w:rPr>
+                <w:rFonts w:cs="Times New Roman"/>
+                <w:szCs w:val="24"/>
+              </w:rPr>
             </w:pPr>
             <w:r>
               <w:rPr>
+                <w:rFonts w:cs="Times New Roman"/>
                 <w:b/>
-                <w:sz w:val="17"/>
+                <w:szCs w:val="24"/>
               </w:rPr>
               <w:t>Hito</w:t>
             </w:r>
@@ -1234,11 +1772,17 @@
             <w:pPr>
               <w:spacing w:line="240" w:lineRule="auto"/>
               <w:ind w:firstLine="0"/>
+              <w:jc w:val="both"/>
+              <w:rPr>
+                <w:rFonts w:cs="Times New Roman"/>
+                <w:szCs w:val="24"/>
+              </w:rPr>
             </w:pPr>
             <w:r>
               <w:rPr>
+                <w:rFonts w:cs="Times New Roman"/>
                 <w:b/>
-                <w:sz w:val="17"/>
+                <w:szCs w:val="24"/>
               </w:rPr>
               <w:t>Entregable</w:t>
             </w:r>
@@ -1260,11 +1804,17 @@
             <w:pPr>
               <w:spacing w:line="240" w:lineRule="auto"/>
               <w:ind w:firstLine="0"/>
+              <w:jc w:val="both"/>
+              <w:rPr>
+                <w:rFonts w:cs="Times New Roman"/>
+                <w:szCs w:val="24"/>
+              </w:rPr>
             </w:pPr>
             <w:r>
               <w:rPr>
+                <w:rFonts w:cs="Times New Roman"/>
                 <w:b/>
-                <w:sz w:val="17"/>
+                <w:szCs w:val="24"/>
               </w:rPr>
               <w:t>Fecha</w:t>
             </w:r>
@@ -1291,10 +1841,16 @@
             <w:pPr>
               <w:spacing w:line="240" w:lineRule="auto"/>
               <w:ind w:firstLine="0"/>
+              <w:jc w:val="both"/>
+              <w:rPr>
+                <w:rFonts w:cs="Times New Roman"/>
+                <w:szCs w:val="24"/>
+              </w:rPr>
             </w:pPr>
             <w:r>
               <w:rPr>
-                <w:sz w:val="17"/>
+                <w:rFonts w:cs="Times New Roman"/>
+                <w:szCs w:val="24"/>
               </w:rPr>
               <w:t>Semana 8, Sesión 15</w:t>
             </w:r>
@@ -1315,10 +1871,16 @@
             <w:pPr>
               <w:spacing w:line="240" w:lineRule="auto"/>
               <w:ind w:firstLine="0"/>
+              <w:jc w:val="both"/>
+              <w:rPr>
+                <w:rFonts w:cs="Times New Roman"/>
+                <w:szCs w:val="24"/>
+              </w:rPr>
             </w:pPr>
             <w:r>
               <w:rPr>
-                <w:sz w:val="17"/>
+                <w:rFonts w:cs="Times New Roman"/>
+                <w:szCs w:val="24"/>
               </w:rPr>
               <w:t>Taller 5: plan de control de calidad y evidencias disponibles</w:t>
             </w:r>
@@ -1339,10 +1901,16 @@
             <w:pPr>
               <w:spacing w:line="240" w:lineRule="auto"/>
               <w:ind w:firstLine="0"/>
+              <w:jc w:val="both"/>
+              <w:rPr>
+                <w:rFonts w:cs="Times New Roman"/>
+                <w:szCs w:val="24"/>
+              </w:rPr>
             </w:pPr>
             <w:r>
               <w:rPr>
-                <w:sz w:val="17"/>
+                <w:rFonts w:cs="Times New Roman"/>
+                <w:szCs w:val="24"/>
               </w:rPr>
               <w:t>[COMPLETAR: fecha calendario]</w:t>
             </w:r>
@@ -1369,10 +1937,16 @@
             <w:pPr>
               <w:spacing w:line="240" w:lineRule="auto"/>
               <w:ind w:firstLine="0"/>
+              <w:jc w:val="both"/>
+              <w:rPr>
+                <w:rFonts w:cs="Times New Roman"/>
+                <w:szCs w:val="24"/>
+              </w:rPr>
             </w:pPr>
             <w:r>
               <w:rPr>
-                <w:sz w:val="17"/>
+                <w:rFonts w:cs="Times New Roman"/>
+                <w:szCs w:val="24"/>
               </w:rPr>
               <w:t>Semana 10</w:t>
             </w:r>
@@ -1393,10 +1967,16 @@
             <w:pPr>
               <w:spacing w:line="240" w:lineRule="auto"/>
               <w:ind w:firstLine="0"/>
+              <w:jc w:val="both"/>
+              <w:rPr>
+                <w:rFonts w:cs="Times New Roman"/>
+                <w:szCs w:val="24"/>
+              </w:rPr>
             </w:pPr>
             <w:r>
               <w:rPr>
-                <w:sz w:val="17"/>
+                <w:rFonts w:cs="Times New Roman"/>
+                <w:szCs w:val="24"/>
               </w:rPr>
               <w:t>Modelo de proceso y backlog priorizado/estimado</w:t>
             </w:r>
@@ -1417,10 +1997,16 @@
             <w:pPr>
               <w:spacing w:line="240" w:lineRule="auto"/>
               <w:ind w:firstLine="0"/>
+              <w:jc w:val="both"/>
+              <w:rPr>
+                <w:rFonts w:cs="Times New Roman"/>
+                <w:szCs w:val="24"/>
+              </w:rPr>
             </w:pPr>
             <w:r>
               <w:rPr>
-                <w:sz w:val="17"/>
+                <w:rFonts w:cs="Times New Roman"/>
+                <w:szCs w:val="24"/>
               </w:rPr>
               <w:t>[COMPLETAR: fecha calendario]</w:t>
             </w:r>
@@ -1447,10 +2033,16 @@
             <w:pPr>
               <w:spacing w:line="240" w:lineRule="auto"/>
               <w:ind w:firstLine="0"/>
+              <w:jc w:val="both"/>
+              <w:rPr>
+                <w:rFonts w:cs="Times New Roman"/>
+                <w:szCs w:val="24"/>
+              </w:rPr>
             </w:pPr>
             <w:r>
               <w:rPr>
-                <w:sz w:val="17"/>
+                <w:rFonts w:cs="Times New Roman"/>
+                <w:szCs w:val="24"/>
               </w:rPr>
               <w:t>Semana 11</w:t>
             </w:r>
@@ -1471,10 +2063,16 @@
             <w:pPr>
               <w:spacing w:line="240" w:lineRule="auto"/>
               <w:ind w:firstLine="0"/>
+              <w:jc w:val="both"/>
+              <w:rPr>
+                <w:rFonts w:cs="Times New Roman"/>
+                <w:szCs w:val="24"/>
+              </w:rPr>
             </w:pPr>
             <w:r>
               <w:rPr>
-                <w:sz w:val="17"/>
+                <w:rFonts w:cs="Times New Roman"/>
+                <w:szCs w:val="24"/>
               </w:rPr>
               <w:t>Acta, estándares y tablero con trazabilidad</w:t>
             </w:r>
@@ -1495,10 +2093,16 @@
             <w:pPr>
               <w:spacing w:line="240" w:lineRule="auto"/>
               <w:ind w:firstLine="0"/>
+              <w:jc w:val="both"/>
+              <w:rPr>
+                <w:rFonts w:cs="Times New Roman"/>
+                <w:szCs w:val="24"/>
+              </w:rPr>
             </w:pPr>
             <w:r>
               <w:rPr>
-                <w:sz w:val="17"/>
+                <w:rFonts w:cs="Times New Roman"/>
+                <w:szCs w:val="24"/>
               </w:rPr>
               <w:t>[COMPLETAR: fecha calendario]</w:t>
             </w:r>
@@ -1525,10 +2129,16 @@
             <w:pPr>
               <w:spacing w:line="240" w:lineRule="auto"/>
               <w:ind w:firstLine="0"/>
+              <w:jc w:val="both"/>
+              <w:rPr>
+                <w:rFonts w:cs="Times New Roman"/>
+                <w:szCs w:val="24"/>
+              </w:rPr>
             </w:pPr>
             <w:r>
               <w:rPr>
-                <w:sz w:val="17"/>
+                <w:rFonts w:cs="Times New Roman"/>
+                <w:szCs w:val="24"/>
               </w:rPr>
               <w:t>Semana 13</w:t>
             </w:r>
@@ -1549,10 +2159,16 @@
             <w:pPr>
               <w:spacing w:line="240" w:lineRule="auto"/>
               <w:ind w:firstLine="0"/>
+              <w:jc w:val="both"/>
+              <w:rPr>
+                <w:rFonts w:cs="Times New Roman"/>
+                <w:szCs w:val="24"/>
+              </w:rPr>
             </w:pPr>
             <w:r>
               <w:rPr>
-                <w:sz w:val="17"/>
+                <w:rFonts w:cs="Times New Roman"/>
+                <w:szCs w:val="24"/>
               </w:rPr>
               <w:t>Incremento integrado y evidencia de revisión de historias acordadas</w:t>
             </w:r>
@@ -1573,10 +2189,16 @@
             <w:pPr>
               <w:spacing w:line="240" w:lineRule="auto"/>
               <w:ind w:firstLine="0"/>
+              <w:jc w:val="both"/>
+              <w:rPr>
+                <w:rFonts w:cs="Times New Roman"/>
+                <w:szCs w:val="24"/>
+              </w:rPr>
             </w:pPr>
             <w:r>
               <w:rPr>
-                <w:sz w:val="17"/>
+                <w:rFonts w:cs="Times New Roman"/>
+                <w:szCs w:val="24"/>
               </w:rPr>
               <w:t>[COMPLETAR: fecha calendario]</w:t>
             </w:r>
@@ -1603,10 +2225,16 @@
             <w:pPr>
               <w:spacing w:line="240" w:lineRule="auto"/>
               <w:ind w:firstLine="0"/>
+              <w:jc w:val="both"/>
+              <w:rPr>
+                <w:rFonts w:cs="Times New Roman"/>
+                <w:szCs w:val="24"/>
+              </w:rPr>
             </w:pPr>
             <w:r>
               <w:rPr>
-                <w:sz w:val="17"/>
+                <w:rFonts w:cs="Times New Roman"/>
+                <w:szCs w:val="24"/>
               </w:rPr>
               <w:t>Semana 15, Sesión 21</w:t>
             </w:r>
@@ -1627,10 +2255,16 @@
             <w:pPr>
               <w:spacing w:line="240" w:lineRule="auto"/>
               <w:ind w:firstLine="0"/>
+              <w:jc w:val="both"/>
+              <w:rPr>
+                <w:rFonts w:cs="Times New Roman"/>
+                <w:szCs w:val="24"/>
+              </w:rPr>
             </w:pPr>
             <w:r>
               <w:rPr>
-                <w:sz w:val="17"/>
+                <w:rFonts w:cs="Times New Roman"/>
+                <w:szCs w:val="24"/>
               </w:rPr>
               <w:t>Avance consolidado, estado real contra el acta y brechas</w:t>
             </w:r>
@@ -1651,10 +2285,16 @@
             <w:pPr>
               <w:spacing w:line="240" w:lineRule="auto"/>
               <w:ind w:firstLine="0"/>
+              <w:jc w:val="both"/>
+              <w:rPr>
+                <w:rFonts w:cs="Times New Roman"/>
+                <w:szCs w:val="24"/>
+              </w:rPr>
             </w:pPr>
             <w:r>
               <w:rPr>
-                <w:sz w:val="17"/>
+                <w:rFonts w:cs="Times New Roman"/>
+                <w:szCs w:val="24"/>
               </w:rPr>
               <w:t>[COMPLETAR: fecha calendario]</w:t>
             </w:r>
@@ -1681,10 +2321,16 @@
             <w:pPr>
               <w:spacing w:line="240" w:lineRule="auto"/>
               <w:ind w:firstLine="0"/>
+              <w:jc w:val="both"/>
+              <w:rPr>
+                <w:rFonts w:cs="Times New Roman"/>
+                <w:szCs w:val="24"/>
+              </w:rPr>
             </w:pPr>
             <w:r>
               <w:rPr>
-                <w:sz w:val="17"/>
+                <w:rFonts w:cs="Times New Roman"/>
+                <w:szCs w:val="24"/>
               </w:rPr>
               <w:t>Semana 16 / cierre</w:t>
             </w:r>
@@ -1705,10 +2351,16 @@
             <w:pPr>
               <w:spacing w:line="240" w:lineRule="auto"/>
               <w:ind w:firstLine="0"/>
+              <w:jc w:val="both"/>
+              <w:rPr>
+                <w:rFonts w:cs="Times New Roman"/>
+                <w:szCs w:val="24"/>
+              </w:rPr>
             </w:pPr>
             <w:r>
               <w:rPr>
-                <w:sz w:val="17"/>
+                <w:rFonts w:cs="Times New Roman"/>
+                <w:szCs w:val="24"/>
               </w:rPr>
               <w:t>Entrega final del proyecto, documentación y demostración</w:t>
             </w:r>
@@ -1729,10 +2381,16 @@
             <w:pPr>
               <w:spacing w:line="240" w:lineRule="auto"/>
               <w:ind w:firstLine="0"/>
+              <w:jc w:val="both"/>
+              <w:rPr>
+                <w:rFonts w:cs="Times New Roman"/>
+                <w:szCs w:val="24"/>
+              </w:rPr>
             </w:pPr>
             <w:r>
               <w:rPr>
-                <w:sz w:val="17"/>
+                <w:rFonts w:cs="Times New Roman"/>
+                <w:szCs w:val="24"/>
               </w:rPr>
               <w:t>[COMPLETAR: fecha calendario]</w:t>
             </w:r>
@@ -1743,19 +2401,45 @@
     <w:p>
       <w:pPr>
         <w:spacing w:line="240" w:lineRule="auto"/>
+        <w:jc w:val="both"/>
+        <w:rPr>
+          <w:rFonts w:cs="Times New Roman"/>
+          <w:szCs w:val="24"/>
+        </w:rPr>
       </w:pPr>
     </w:p>
     <w:p>
       <w:pPr>
         <w:pStyle w:val="Ttulo2"/>
         <w:ind w:firstLine="0"/>
+        <w:jc w:val="both"/>
+        <w:rPr>
+          <w:rFonts w:ascii="Times New Roman" w:hAnsi="Times New Roman" w:cs="Times New Roman"/>
+          <w:szCs w:val="24"/>
+        </w:rPr>
       </w:pPr>
       <w:r>
+        <w:rPr>
+          <w:rFonts w:ascii="Times New Roman" w:hAnsi="Times New Roman" w:cs="Times New Roman"/>
+          <w:szCs w:val="24"/>
+        </w:rPr>
+        <w:lastRenderedPageBreak/>
         <w:t>Campo 8 — Estimación gruesa</w:t>
       </w:r>
     </w:p>
     <w:p>
+      <w:pPr>
+        <w:jc w:val="both"/>
+        <w:rPr>
+          <w:rFonts w:cs="Times New Roman"/>
+          <w:szCs w:val="24"/>
+        </w:rPr>
+      </w:pPr>
       <w:r>
+        <w:rPr>
+          <w:rFonts w:cs="Times New Roman"/>
+          <w:szCs w:val="24"/>
+        </w:rPr>
         <w:t>Capacidad neta semanal = horas-persona disponibles por semana × 0,70 (descuento aproximado del 30 % por parciales y otras materias). Capacidad restante = capacidad neta semanal × semanas restantes hasta la entrega final.</w:t>
       </w:r>
     </w:p>
@@ -1763,18 +2447,44 @@
       <w:pPr>
         <w:pStyle w:val="Ttulo2"/>
         <w:ind w:firstLine="0"/>
+        <w:jc w:val="both"/>
+        <w:rPr>
+          <w:rFonts w:ascii="Times New Roman" w:hAnsi="Times New Roman" w:cs="Times New Roman"/>
+          <w:szCs w:val="24"/>
+        </w:rPr>
       </w:pPr>
       <w:r>
+        <w:rPr>
+          <w:rFonts w:ascii="Times New Roman" w:hAnsi="Times New Roman" w:cs="Times New Roman"/>
+          <w:szCs w:val="24"/>
+        </w:rPr>
         <w:t xml:space="preserve">Campo 9 — </w:t>
       </w:r>
       <w:proofErr w:type="spellStart"/>
       <w:r>
+        <w:rPr>
+          <w:rFonts w:ascii="Times New Roman" w:hAnsi="Times New Roman" w:cs="Times New Roman"/>
+          <w:szCs w:val="24"/>
+        </w:rPr>
         <w:t>Matriz</w:t>
       </w:r>
       <w:proofErr w:type="spellEnd"/>
       <w:r>
-        <w:t xml:space="preserve"> de riesgos</w:t>
+        <w:rPr>
+          <w:rFonts w:ascii="Times New Roman" w:hAnsi="Times New Roman" w:cs="Times New Roman"/>
+          <w:szCs w:val="24"/>
+        </w:rPr>
+        <w:t xml:space="preserve"> de </w:t>
       </w:r>
+      <w:proofErr w:type="spellStart"/>
+      <w:r>
+        <w:rPr>
+          <w:rFonts w:ascii="Times New Roman" w:hAnsi="Times New Roman" w:cs="Times New Roman"/>
+          <w:szCs w:val="24"/>
+        </w:rPr>
+        <w:t>riesgos</w:t>
+      </w:r>
+      <w:proofErr w:type="spellEnd"/>
     </w:p>
     <w:tbl>
       <w:tblPr>
@@ -1784,11 +2494,11 @@
         <w:tblLook w:val="04A0" w:firstRow="1" w:lastRow="0" w:firstColumn="1" w:lastColumn="0" w:noHBand="0" w:noVBand="1"/>
       </w:tblPr>
       <w:tblGrid>
-        <w:gridCol w:w="1872"/>
-        <w:gridCol w:w="1872"/>
-        <w:gridCol w:w="1872"/>
-        <w:gridCol w:w="1872"/>
-        <w:gridCol w:w="1872"/>
+        <w:gridCol w:w="1759"/>
+        <w:gridCol w:w="1763"/>
+        <w:gridCol w:w="1681"/>
+        <w:gridCol w:w="2543"/>
+        <w:gridCol w:w="1744"/>
       </w:tblGrid>
       <w:tr>
         <w:trPr>
@@ -1812,11 +2522,17 @@
             <w:pPr>
               <w:spacing w:line="240" w:lineRule="auto"/>
               <w:ind w:firstLine="0"/>
+              <w:jc w:val="both"/>
+              <w:rPr>
+                <w:rFonts w:cs="Times New Roman"/>
+                <w:szCs w:val="24"/>
+              </w:rPr>
             </w:pPr>
             <w:r>
               <w:rPr>
+                <w:rFonts w:cs="Times New Roman"/>
                 <w:b/>
-                <w:sz w:val="17"/>
+                <w:szCs w:val="24"/>
               </w:rPr>
               <w:t>Riesgo (causa → efecto)</w:t>
             </w:r>
@@ -1838,11 +2554,17 @@
             <w:pPr>
               <w:spacing w:line="240" w:lineRule="auto"/>
               <w:ind w:firstLine="0"/>
+              <w:jc w:val="both"/>
+              <w:rPr>
+                <w:rFonts w:cs="Times New Roman"/>
+                <w:szCs w:val="24"/>
+              </w:rPr>
             </w:pPr>
             <w:r>
               <w:rPr>
+                <w:rFonts w:cs="Times New Roman"/>
                 <w:b/>
-                <w:sz w:val="17"/>
+                <w:szCs w:val="24"/>
               </w:rPr>
               <w:t>Probabilidad</w:t>
             </w:r>
@@ -1864,11 +2586,17 @@
             <w:pPr>
               <w:spacing w:line="240" w:lineRule="auto"/>
               <w:ind w:firstLine="0"/>
+              <w:jc w:val="both"/>
+              <w:rPr>
+                <w:rFonts w:cs="Times New Roman"/>
+                <w:szCs w:val="24"/>
+              </w:rPr>
             </w:pPr>
             <w:r>
               <w:rPr>
+                <w:rFonts w:cs="Times New Roman"/>
                 <w:b/>
-                <w:sz w:val="17"/>
+                <w:szCs w:val="24"/>
               </w:rPr>
               <w:t>Impacto</w:t>
             </w:r>
@@ -1890,11 +2618,17 @@
             <w:pPr>
               <w:spacing w:line="240" w:lineRule="auto"/>
               <w:ind w:firstLine="0"/>
+              <w:jc w:val="both"/>
+              <w:rPr>
+                <w:rFonts w:cs="Times New Roman"/>
+                <w:szCs w:val="24"/>
+              </w:rPr>
             </w:pPr>
             <w:r>
               <w:rPr>
+                <w:rFonts w:cs="Times New Roman"/>
                 <w:b/>
-                <w:sz w:val="17"/>
+                <w:szCs w:val="24"/>
               </w:rPr>
               <w:t>Respuesta planeada</w:t>
             </w:r>
@@ -1916,11 +2650,17 @@
             <w:pPr>
               <w:spacing w:line="240" w:lineRule="auto"/>
               <w:ind w:firstLine="0"/>
+              <w:jc w:val="both"/>
+              <w:rPr>
+                <w:rFonts w:cs="Times New Roman"/>
+                <w:szCs w:val="24"/>
+              </w:rPr>
             </w:pPr>
             <w:r>
               <w:rPr>
+                <w:rFonts w:cs="Times New Roman"/>
                 <w:b/>
-                <w:sz w:val="17"/>
+                <w:szCs w:val="24"/>
               </w:rPr>
               <w:t>Responsable</w:t>
             </w:r>
@@ -1947,10 +2687,16 @@
             <w:pPr>
               <w:spacing w:line="240" w:lineRule="auto"/>
               <w:ind w:firstLine="0"/>
+              <w:jc w:val="both"/>
+              <w:rPr>
+                <w:rFonts w:cs="Times New Roman"/>
+                <w:szCs w:val="24"/>
+              </w:rPr>
             </w:pPr>
             <w:r>
               <w:rPr>
-                <w:sz w:val="17"/>
+                <w:rFonts w:cs="Times New Roman"/>
+                <w:szCs w:val="24"/>
               </w:rPr>
               <w:t>El administrador no responde a tiempo → reportes y criterios quedan ambiguos</w:t>
             </w:r>
@@ -1971,10 +2717,16 @@
             <w:pPr>
               <w:spacing w:line="240" w:lineRule="auto"/>
               <w:ind w:firstLine="0"/>
+              <w:jc w:val="both"/>
+              <w:rPr>
+                <w:rFonts w:cs="Times New Roman"/>
+                <w:szCs w:val="24"/>
+              </w:rPr>
             </w:pPr>
             <w:r>
               <w:rPr>
-                <w:sz w:val="17"/>
+                <w:rFonts w:cs="Times New Roman"/>
+                <w:szCs w:val="24"/>
               </w:rPr>
               <w:t>Media, por validar</w:t>
             </w:r>
@@ -1995,10 +2747,16 @@
             <w:pPr>
               <w:spacing w:line="240" w:lineRule="auto"/>
               <w:ind w:firstLine="0"/>
+              <w:jc w:val="both"/>
+              <w:rPr>
+                <w:rFonts w:cs="Times New Roman"/>
+                <w:szCs w:val="24"/>
+              </w:rPr>
             </w:pPr>
             <w:r>
               <w:rPr>
-                <w:sz w:val="17"/>
+                <w:rFonts w:cs="Times New Roman"/>
+                <w:szCs w:val="24"/>
               </w:rPr>
               <w:t>Alto</w:t>
             </w:r>
@@ -2019,10 +2777,16 @@
             <w:pPr>
               <w:spacing w:line="240" w:lineRule="auto"/>
               <w:ind w:firstLine="0"/>
+              <w:jc w:val="both"/>
+              <w:rPr>
+                <w:rFonts w:cs="Times New Roman"/>
+                <w:szCs w:val="24"/>
+              </w:rPr>
             </w:pPr>
             <w:r>
               <w:rPr>
-                <w:sz w:val="17"/>
+                <w:rFonts w:cs="Times New Roman"/>
+                <w:szCs w:val="24"/>
               </w:rPr>
               <w:t>Solicitar revisión con agenda y registrar decisiones; mantener criterios pendientes visibles</w:t>
             </w:r>
@@ -2043,10 +2807,16 @@
             <w:pPr>
               <w:spacing w:line="240" w:lineRule="auto"/>
               <w:ind w:firstLine="0"/>
+              <w:jc w:val="both"/>
+              <w:rPr>
+                <w:rFonts w:cs="Times New Roman"/>
+                <w:szCs w:val="24"/>
+              </w:rPr>
             </w:pPr>
             <w:r>
               <w:rPr>
-                <w:sz w:val="17"/>
+                <w:rFonts w:cs="Times New Roman"/>
+                <w:szCs w:val="24"/>
               </w:rPr>
               <w:t>Ruben Viasus</w:t>
             </w:r>
@@ -2073,10 +2843,16 @@
             <w:pPr>
               <w:spacing w:line="240" w:lineRule="auto"/>
               <w:ind w:firstLine="0"/>
+              <w:jc w:val="both"/>
+              <w:rPr>
+                <w:rFonts w:cs="Times New Roman"/>
+                <w:szCs w:val="24"/>
+              </w:rPr>
             </w:pPr>
             <w:r>
               <w:rPr>
-                <w:sz w:val="17"/>
+                <w:rFonts w:cs="Times New Roman"/>
+                <w:szCs w:val="24"/>
               </w:rPr>
               <w:t>Una persona se retira o enferma → baja la capacidad y se retrasa la integración</w:t>
             </w:r>
@@ -2097,10 +2873,16 @@
             <w:pPr>
               <w:spacing w:line="240" w:lineRule="auto"/>
               <w:ind w:firstLine="0"/>
+              <w:jc w:val="both"/>
+              <w:rPr>
+                <w:rFonts w:cs="Times New Roman"/>
+                <w:szCs w:val="24"/>
+              </w:rPr>
             </w:pPr>
             <w:r>
               <w:rPr>
-                <w:sz w:val="17"/>
+                <w:rFonts w:cs="Times New Roman"/>
+                <w:szCs w:val="24"/>
               </w:rPr>
               <w:t>Baja, estimación inicial</w:t>
             </w:r>
@@ -2121,10 +2903,16 @@
             <w:pPr>
               <w:spacing w:line="240" w:lineRule="auto"/>
               <w:ind w:firstLine="0"/>
+              <w:jc w:val="both"/>
+              <w:rPr>
+                <w:rFonts w:cs="Times New Roman"/>
+                <w:szCs w:val="24"/>
+              </w:rPr>
             </w:pPr>
             <w:r>
               <w:rPr>
-                <w:sz w:val="17"/>
+                <w:rFonts w:cs="Times New Roman"/>
+                <w:szCs w:val="24"/>
               </w:rPr>
               <w:t>Alto</w:t>
             </w:r>
@@ -2145,10 +2933,16 @@
             <w:pPr>
               <w:spacing w:line="240" w:lineRule="auto"/>
               <w:ind w:firstLine="0"/>
+              <w:jc w:val="both"/>
+              <w:rPr>
+                <w:rFonts w:cs="Times New Roman"/>
+                <w:szCs w:val="24"/>
+              </w:rPr>
             </w:pPr>
             <w:r>
               <w:rPr>
-                <w:sz w:val="17"/>
+                <w:rFonts w:cs="Times New Roman"/>
+                <w:szCs w:val="24"/>
               </w:rPr>
               <w:t>Documentar pasos de ejecución, compartir conocimiento y reducir alcance a Must</w:t>
             </w:r>
@@ -2169,10 +2963,16 @@
             <w:pPr>
               <w:spacing w:line="240" w:lineRule="auto"/>
               <w:ind w:firstLine="0"/>
+              <w:jc w:val="both"/>
+              <w:rPr>
+                <w:rFonts w:cs="Times New Roman"/>
+                <w:szCs w:val="24"/>
+              </w:rPr>
             </w:pPr>
             <w:r>
               <w:rPr>
-                <w:sz w:val="17"/>
+                <w:rFonts w:cs="Times New Roman"/>
+                <w:szCs w:val="24"/>
               </w:rPr>
               <w:t>Julian Salamanca</w:t>
             </w:r>
@@ -2199,10 +2999,16 @@
             <w:pPr>
               <w:spacing w:line="240" w:lineRule="auto"/>
               <w:ind w:firstLine="0"/>
+              <w:jc w:val="both"/>
+              <w:rPr>
+                <w:rFonts w:cs="Times New Roman"/>
+                <w:szCs w:val="24"/>
+              </w:rPr>
             </w:pPr>
             <w:r>
               <w:rPr>
-                <w:sz w:val="17"/>
+                <w:rFonts w:cs="Times New Roman"/>
+                <w:szCs w:val="24"/>
               </w:rPr>
               <w:t>Una tecnología o integración toma más tiempo → se desplaza el incremento</w:t>
             </w:r>
@@ -2223,10 +3029,16 @@
             <w:pPr>
               <w:spacing w:line="240" w:lineRule="auto"/>
               <w:ind w:firstLine="0"/>
+              <w:jc w:val="both"/>
+              <w:rPr>
+                <w:rFonts w:cs="Times New Roman"/>
+                <w:szCs w:val="24"/>
+              </w:rPr>
             </w:pPr>
             <w:r>
               <w:rPr>
-                <w:sz w:val="17"/>
+                <w:rFonts w:cs="Times New Roman"/>
+                <w:szCs w:val="24"/>
               </w:rPr>
               <w:t>Media, por validar</w:t>
             </w:r>
@@ -2247,10 +3059,16 @@
             <w:pPr>
               <w:spacing w:line="240" w:lineRule="auto"/>
               <w:ind w:firstLine="0"/>
+              <w:jc w:val="both"/>
+              <w:rPr>
+                <w:rFonts w:cs="Times New Roman"/>
+                <w:szCs w:val="24"/>
+              </w:rPr>
             </w:pPr>
             <w:r>
               <w:rPr>
-                <w:sz w:val="17"/>
+                <w:rFonts w:cs="Times New Roman"/>
+                <w:szCs w:val="24"/>
               </w:rPr>
               <w:t>Medio/alto</w:t>
             </w:r>
@@ -2271,10 +3089,16 @@
             <w:pPr>
               <w:spacing w:line="240" w:lineRule="auto"/>
               <w:ind w:firstLine="0"/>
+              <w:jc w:val="both"/>
+              <w:rPr>
+                <w:rFonts w:cs="Times New Roman"/>
+                <w:szCs w:val="24"/>
+              </w:rPr>
             </w:pPr>
             <w:r>
               <w:rPr>
-                <w:sz w:val="17"/>
+                <w:rFonts w:cs="Times New Roman"/>
+                <w:szCs w:val="24"/>
               </w:rPr>
               <w:t>Probar primero integración Angular–API–PostgreSQL y registrar bloqueos técnicos</w:t>
             </w:r>
@@ -2295,10 +3119,16 @@
             <w:pPr>
               <w:spacing w:line="240" w:lineRule="auto"/>
               <w:ind w:firstLine="0"/>
+              <w:jc w:val="both"/>
+              <w:rPr>
+                <w:rFonts w:cs="Times New Roman"/>
+                <w:szCs w:val="24"/>
+              </w:rPr>
             </w:pPr>
             <w:r>
               <w:rPr>
-                <w:sz w:val="17"/>
+                <w:rFonts w:cs="Times New Roman"/>
+                <w:szCs w:val="24"/>
               </w:rPr>
               <w:t>Julian Salamanca</w:t>
             </w:r>
@@ -2325,10 +3155,16 @@
             <w:pPr>
               <w:spacing w:line="240" w:lineRule="auto"/>
               <w:ind w:firstLine="0"/>
+              <w:jc w:val="both"/>
+              <w:rPr>
+                <w:rFonts w:cs="Times New Roman"/>
+                <w:szCs w:val="24"/>
+              </w:rPr>
             </w:pPr>
             <w:r>
               <w:rPr>
-                <w:sz w:val="17"/>
+                <w:rFonts w:cs="Times New Roman"/>
+                <w:szCs w:val="24"/>
               </w:rPr>
               <w:t>El alcance crece durante el semestre → no se completan historias prioritarias</w:t>
             </w:r>
@@ -2349,10 +3185,16 @@
             <w:pPr>
               <w:spacing w:line="240" w:lineRule="auto"/>
               <w:ind w:firstLine="0"/>
+              <w:jc w:val="both"/>
+              <w:rPr>
+                <w:rFonts w:cs="Times New Roman"/>
+                <w:szCs w:val="24"/>
+              </w:rPr>
             </w:pPr>
             <w:r>
               <w:rPr>
-                <w:sz w:val="17"/>
+                <w:rFonts w:cs="Times New Roman"/>
+                <w:szCs w:val="24"/>
               </w:rPr>
               <w:t>Media, por validar</w:t>
             </w:r>
@@ -2373,10 +3215,16 @@
             <w:pPr>
               <w:spacing w:line="240" w:lineRule="auto"/>
               <w:ind w:firstLine="0"/>
+              <w:jc w:val="both"/>
+              <w:rPr>
+                <w:rFonts w:cs="Times New Roman"/>
+                <w:szCs w:val="24"/>
+              </w:rPr>
             </w:pPr>
             <w:r>
               <w:rPr>
-                <w:sz w:val="17"/>
+                <w:rFonts w:cs="Times New Roman"/>
+                <w:szCs w:val="24"/>
               </w:rPr>
               <w:t>Alto</w:t>
             </w:r>
@@ -2397,10 +3245,16 @@
             <w:pPr>
               <w:spacing w:line="240" w:lineRule="auto"/>
               <w:ind w:firstLine="0"/>
+              <w:jc w:val="both"/>
+              <w:rPr>
+                <w:rFonts w:cs="Times New Roman"/>
+                <w:szCs w:val="24"/>
+              </w:rPr>
             </w:pPr>
             <w:r>
               <w:rPr>
-                <w:sz w:val="17"/>
+                <w:rFonts w:cs="Times New Roman"/>
+                <w:szCs w:val="24"/>
               </w:rPr>
               <w:t>Registrar cambios en backlog; aceptar cambios solo al repriorizar y revisar capacidad</w:t>
             </w:r>
@@ -2421,10 +3275,16 @@
             <w:pPr>
               <w:spacing w:line="240" w:lineRule="auto"/>
               <w:ind w:firstLine="0"/>
+              <w:jc w:val="both"/>
+              <w:rPr>
+                <w:rFonts w:cs="Times New Roman"/>
+                <w:szCs w:val="24"/>
+              </w:rPr>
             </w:pPr>
             <w:r>
               <w:rPr>
-                <w:sz w:val="17"/>
+                <w:rFonts w:cs="Times New Roman"/>
+                <w:szCs w:val="24"/>
               </w:rPr>
               <w:t>Ruben Viasus</w:t>
             </w:r>
@@ -2451,12 +3311,17 @@
             <w:pPr>
               <w:spacing w:line="240" w:lineRule="auto"/>
               <w:ind w:firstLine="0"/>
+              <w:jc w:val="both"/>
+              <w:rPr>
+                <w:rFonts w:cs="Times New Roman"/>
+                <w:szCs w:val="24"/>
+              </w:rPr>
             </w:pPr>
             <w:r>
               <w:rPr>
-                <w:sz w:val="17"/>
-              </w:rPr>
-              <w:lastRenderedPageBreak/>
+                <w:rFonts w:cs="Times New Roman"/>
+                <w:szCs w:val="24"/>
+              </w:rPr>
               <w:t>Datos o reglas operativas llegan tarde → casos de prueba y reportes no reflejan operación</w:t>
             </w:r>
           </w:p>
@@ -2476,10 +3341,16 @@
             <w:pPr>
               <w:spacing w:line="240" w:lineRule="auto"/>
               <w:ind w:firstLine="0"/>
+              <w:jc w:val="both"/>
+              <w:rPr>
+                <w:rFonts w:cs="Times New Roman"/>
+                <w:szCs w:val="24"/>
+              </w:rPr>
             </w:pPr>
             <w:r>
               <w:rPr>
-                <w:sz w:val="17"/>
+                <w:rFonts w:cs="Times New Roman"/>
+                <w:szCs w:val="24"/>
               </w:rPr>
               <w:t>Media, por validar</w:t>
             </w:r>
@@ -2500,10 +3371,16 @@
             <w:pPr>
               <w:spacing w:line="240" w:lineRule="auto"/>
               <w:ind w:firstLine="0"/>
+              <w:jc w:val="both"/>
+              <w:rPr>
+                <w:rFonts w:cs="Times New Roman"/>
+                <w:szCs w:val="24"/>
+              </w:rPr>
             </w:pPr>
             <w:r>
               <w:rPr>
-                <w:sz w:val="17"/>
+                <w:rFonts w:cs="Times New Roman"/>
+                <w:szCs w:val="24"/>
               </w:rPr>
               <w:t>Alto</w:t>
             </w:r>
@@ -2524,10 +3401,16 @@
             <w:pPr>
               <w:spacing w:line="240" w:lineRule="auto"/>
               <w:ind w:firstLine="0"/>
+              <w:jc w:val="both"/>
+              <w:rPr>
+                <w:rFonts w:cs="Times New Roman"/>
+                <w:szCs w:val="24"/>
+              </w:rPr>
             </w:pPr>
             <w:r>
               <w:rPr>
-                <w:sz w:val="17"/>
+                <w:rFonts w:cs="Times New Roman"/>
+                <w:szCs w:val="24"/>
               </w:rPr>
               <w:t>Usar datos sintéticos, documentar supuestos y pedir validación del administrador</w:t>
             </w:r>
@@ -2548,10 +3431,16 @@
             <w:pPr>
               <w:spacing w:line="240" w:lineRule="auto"/>
               <w:ind w:firstLine="0"/>
+              <w:jc w:val="both"/>
+              <w:rPr>
+                <w:rFonts w:cs="Times New Roman"/>
+                <w:szCs w:val="24"/>
+              </w:rPr>
             </w:pPr>
             <w:r>
               <w:rPr>
-                <w:sz w:val="17"/>
+                <w:rFonts w:cs="Times New Roman"/>
+                <w:szCs w:val="24"/>
               </w:rPr>
               <w:t>Ruben Viasus</w:t>
             </w:r>
@@ -2578,11 +3467,18 @@
             <w:pPr>
               <w:spacing w:line="240" w:lineRule="auto"/>
               <w:ind w:firstLine="0"/>
+              <w:jc w:val="both"/>
+              <w:rPr>
+                <w:rFonts w:cs="Times New Roman"/>
+                <w:szCs w:val="24"/>
+              </w:rPr>
             </w:pPr>
             <w:r>
               <w:rPr>
-                <w:sz w:val="17"/>
-              </w:rPr>
+                <w:rFonts w:cs="Times New Roman"/>
+                <w:szCs w:val="24"/>
+              </w:rPr>
+              <w:lastRenderedPageBreak/>
               <w:t>Despliegue o cuotas de nube fallan → la demostración queda inaccesible</w:t>
             </w:r>
           </w:p>
@@ -2602,10 +3498,16 @@
             <w:pPr>
               <w:spacing w:line="240" w:lineRule="auto"/>
               <w:ind w:firstLine="0"/>
+              <w:jc w:val="both"/>
+              <w:rPr>
+                <w:rFonts w:cs="Times New Roman"/>
+                <w:szCs w:val="24"/>
+              </w:rPr>
             </w:pPr>
             <w:r>
               <w:rPr>
-                <w:sz w:val="17"/>
+                <w:rFonts w:cs="Times New Roman"/>
+                <w:szCs w:val="24"/>
               </w:rPr>
               <w:t>Media, por validar</w:t>
             </w:r>
@@ -2626,10 +3528,16 @@
             <w:pPr>
               <w:spacing w:line="240" w:lineRule="auto"/>
               <w:ind w:firstLine="0"/>
+              <w:jc w:val="both"/>
+              <w:rPr>
+                <w:rFonts w:cs="Times New Roman"/>
+                <w:szCs w:val="24"/>
+              </w:rPr>
             </w:pPr>
             <w:r>
               <w:rPr>
-                <w:sz w:val="17"/>
+                <w:rFonts w:cs="Times New Roman"/>
+                <w:szCs w:val="24"/>
               </w:rPr>
               <w:t>Medio/alto</w:t>
             </w:r>
@@ -2650,10 +3558,16 @@
             <w:pPr>
               <w:spacing w:line="240" w:lineRule="auto"/>
               <w:ind w:firstLine="0"/>
+              <w:jc w:val="both"/>
+              <w:rPr>
+                <w:rFonts w:cs="Times New Roman"/>
+                <w:szCs w:val="24"/>
+              </w:rPr>
             </w:pPr>
             <w:r>
               <w:rPr>
-                <w:sz w:val="17"/>
+                <w:rFonts w:cs="Times New Roman"/>
+                <w:szCs w:val="24"/>
               </w:rPr>
               <w:t>Mantener instrucciones de ejecución local y comprobar límites de Netlify/Render/Supabase</w:t>
             </w:r>
@@ -2674,10 +3588,16 @@
             <w:pPr>
               <w:spacing w:line="240" w:lineRule="auto"/>
               <w:ind w:firstLine="0"/>
+              <w:jc w:val="both"/>
+              <w:rPr>
+                <w:rFonts w:cs="Times New Roman"/>
+                <w:szCs w:val="24"/>
+              </w:rPr>
             </w:pPr>
             <w:r>
               <w:rPr>
-                <w:sz w:val="17"/>
+                <w:rFonts w:cs="Times New Roman"/>
+                <w:szCs w:val="24"/>
               </w:rPr>
               <w:t>Julian Salamanca</w:t>
             </w:r>
@@ -2688,14 +3608,28 @@
     <w:p>
       <w:pPr>
         <w:spacing w:line="240" w:lineRule="auto"/>
+        <w:jc w:val="both"/>
+        <w:rPr>
+          <w:rFonts w:cs="Times New Roman"/>
+          <w:szCs w:val="24"/>
+        </w:rPr>
       </w:pPr>
     </w:p>
     <w:p>
       <w:pPr>
         <w:pStyle w:val="Ttulo2"/>
         <w:ind w:firstLine="0"/>
+        <w:jc w:val="both"/>
+        <w:rPr>
+          <w:rFonts w:ascii="Times New Roman" w:hAnsi="Times New Roman" w:cs="Times New Roman"/>
+          <w:szCs w:val="24"/>
+        </w:rPr>
       </w:pPr>
       <w:r>
+        <w:rPr>
+          <w:rFonts w:ascii="Times New Roman" w:hAnsi="Times New Roman" w:cs="Times New Roman"/>
+          <w:szCs w:val="24"/>
+        </w:rPr>
         <w:t>Campo 10 — Roles del equipo</w:t>
       </w:r>
     </w:p>
@@ -2733,11 +3667,17 @@
             <w:pPr>
               <w:spacing w:line="240" w:lineRule="auto"/>
               <w:ind w:firstLine="0"/>
+              <w:jc w:val="both"/>
+              <w:rPr>
+                <w:rFonts w:cs="Times New Roman"/>
+                <w:szCs w:val="24"/>
+              </w:rPr>
             </w:pPr>
             <w:r>
               <w:rPr>
+                <w:rFonts w:cs="Times New Roman"/>
                 <w:b/>
-                <w:sz w:val="17"/>
+                <w:szCs w:val="24"/>
               </w:rPr>
               <w:t>Nombre</w:t>
             </w:r>
@@ -2759,11 +3699,17 @@
             <w:pPr>
               <w:spacing w:line="240" w:lineRule="auto"/>
               <w:ind w:firstLine="0"/>
+              <w:jc w:val="both"/>
+              <w:rPr>
+                <w:rFonts w:cs="Times New Roman"/>
+                <w:szCs w:val="24"/>
+              </w:rPr>
             </w:pPr>
             <w:r>
               <w:rPr>
+                <w:rFonts w:cs="Times New Roman"/>
                 <w:b/>
-                <w:sz w:val="17"/>
+                <w:szCs w:val="24"/>
               </w:rPr>
               <w:t>Rol del curso / rol técnico</w:t>
             </w:r>
@@ -2785,11 +3731,17 @@
             <w:pPr>
               <w:spacing w:line="240" w:lineRule="auto"/>
               <w:ind w:firstLine="0"/>
+              <w:jc w:val="both"/>
+              <w:rPr>
+                <w:rFonts w:cs="Times New Roman"/>
+                <w:szCs w:val="24"/>
+              </w:rPr>
             </w:pPr>
             <w:r>
               <w:rPr>
+                <w:rFonts w:cs="Times New Roman"/>
                 <w:b/>
-                <w:sz w:val="17"/>
+                <w:szCs w:val="24"/>
               </w:rPr>
               <w:t>Responsabilidad concreta</w:t>
             </w:r>
@@ -2816,10 +3768,16 @@
             <w:pPr>
               <w:spacing w:line="240" w:lineRule="auto"/>
               <w:ind w:firstLine="0"/>
+              <w:jc w:val="both"/>
+              <w:rPr>
+                <w:rFonts w:cs="Times New Roman"/>
+                <w:szCs w:val="24"/>
+              </w:rPr>
             </w:pPr>
             <w:r>
               <w:rPr>
-                <w:sz w:val="17"/>
+                <w:rFonts w:cs="Times New Roman"/>
+                <w:szCs w:val="24"/>
               </w:rPr>
               <w:t>Julian Salamanca</w:t>
             </w:r>
@@ -2840,10 +3798,16 @@
             <w:pPr>
               <w:spacing w:line="240" w:lineRule="auto"/>
               <w:ind w:firstLine="0"/>
+              <w:jc w:val="both"/>
+              <w:rPr>
+                <w:rFonts w:cs="Times New Roman"/>
+                <w:szCs w:val="24"/>
+              </w:rPr>
             </w:pPr>
             <w:r>
               <w:rPr>
-                <w:sz w:val="17"/>
+                <w:rFonts w:cs="Times New Roman"/>
+                <w:szCs w:val="24"/>
               </w:rPr>
               <w:t>Líder técnico/backend; Responsable del repositorio; Guardián de lo verificable</w:t>
             </w:r>
@@ -2864,10 +3828,16 @@
             <w:pPr>
               <w:spacing w:line="240" w:lineRule="auto"/>
               <w:ind w:firstLine="0"/>
+              <w:jc w:val="both"/>
+              <w:rPr>
+                <w:rFonts w:cs="Times New Roman"/>
+                <w:szCs w:val="24"/>
+              </w:rPr>
             </w:pPr>
             <w:r>
               <w:rPr>
-                <w:sz w:val="17"/>
+                <w:rFonts w:cs="Times New Roman"/>
+                <w:szCs w:val="24"/>
               </w:rPr>
               <w:t>Backend Java/Spring Boot, integración, revisión de evidencia y administración del repositorio</w:t>
             </w:r>
@@ -2894,10 +3864,16 @@
             <w:pPr>
               <w:spacing w:line="240" w:lineRule="auto"/>
               <w:ind w:firstLine="0"/>
+              <w:jc w:val="both"/>
+              <w:rPr>
+                <w:rFonts w:cs="Times New Roman"/>
+                <w:szCs w:val="24"/>
+              </w:rPr>
             </w:pPr>
             <w:r>
               <w:rPr>
-                <w:sz w:val="17"/>
+                <w:rFonts w:cs="Times New Roman"/>
+                <w:szCs w:val="24"/>
               </w:rPr>
               <w:t>Ruben Viasus</w:t>
             </w:r>
@@ -2918,10 +3894,16 @@
             <w:pPr>
               <w:spacing w:line="240" w:lineRule="auto"/>
               <w:ind w:firstLine="0"/>
+              <w:jc w:val="both"/>
+              <w:rPr>
+                <w:rFonts w:cs="Times New Roman"/>
+                <w:szCs w:val="24"/>
+              </w:rPr>
             </w:pPr>
             <w:r>
               <w:rPr>
-                <w:sz w:val="17"/>
+                <w:rFonts w:cs="Times New Roman"/>
+                <w:szCs w:val="24"/>
               </w:rPr>
               <w:t>Frontend; Redactor; Abogado del diablo</w:t>
             </w:r>
@@ -2942,10 +3924,16 @@
             <w:pPr>
               <w:spacing w:line="240" w:lineRule="auto"/>
               <w:ind w:firstLine="0"/>
+              <w:jc w:val="both"/>
+              <w:rPr>
+                <w:rFonts w:cs="Times New Roman"/>
+                <w:szCs w:val="24"/>
+              </w:rPr>
             </w:pPr>
             <w:r>
               <w:rPr>
-                <w:sz w:val="17"/>
+                <w:rFonts w:cs="Times New Roman"/>
+                <w:szCs w:val="24"/>
               </w:rPr>
               <w:t>Frontend Angular, documentación y cuestionamiento de supuestos/criterios</w:t>
             </w:r>
@@ -2956,9 +3944,22 @@
     <w:p>
       <w:pPr>
         <w:spacing w:line="240" w:lineRule="auto"/>
+        <w:jc w:val="both"/>
+        <w:rPr>
+          <w:rFonts w:cs="Times New Roman"/>
+          <w:szCs w:val="24"/>
+        </w:rPr>
       </w:pPr>
     </w:p>
-    <w:p/>
+    <w:p>
+      <w:pPr>
+        <w:jc w:val="both"/>
+        <w:rPr>
+          <w:rFonts w:cs="Times New Roman"/>
+          <w:szCs w:val="24"/>
+        </w:rPr>
+      </w:pPr>
+    </w:p>
     <w:sectPr>
       <w:headerReference w:type="default" r:id="rId8"/>
       <w:pgSz w:w="12240" w:h="15840"/>
